--- a/원고/3부/러시아어_컨설턴트_33아크.docx
+++ b/원고/3부/러시아어_컨설턴트_33아크.docx
@@ -1711,6 +1711,42 @@
         <w:t xml:space="preserve"> </w:t>
       </w:r>
       <w:r>
+        <w:t xml:space="preserve">Помнишь Митю Карамазова? «Широк человек, слишком даже широк, я бы сузил». Двенадцать лет честной службы, любящий отец — и тридцать два миллиона. Всё это в одном человеке.</w:t>
+      </w:r>
+    </w:p>
+    <w:p>
+      <w:pPr>
+        <w:pStyle w:val="BodyText"/>
+      </w:pPr>
+      <w:r>
+        <w:rPr>
+          <w:bCs/>
+          <w:b/>
+        </w:rPr>
+        <w:t xml:space="preserve">Настя:</w:t>
+      </w:r>
+      <w:r>
+        <w:t xml:space="preserve"> </w:t>
+      </w:r>
+      <w:r>
+        <w:t xml:space="preserve">И сужать его до одной строчки в отчёте ты не хочешь.</w:t>
+      </w:r>
+    </w:p>
+    <w:p>
+      <w:pPr>
+        <w:pStyle w:val="BodyText"/>
+      </w:pPr>
+      <w:r>
+        <w:rPr>
+          <w:bCs/>
+          <w:b/>
+        </w:rPr>
+        <w:t xml:space="preserve">Кирилл:</w:t>
+      </w:r>
+      <w:r>
+        <w:t xml:space="preserve"> </w:t>
+      </w:r>
+      <w:r>
         <w:t xml:space="preserve">Именно об этом я и думаю всю дорогу сюда. Как рассказать правду не теряя человечности?</w:t>
       </w:r>
     </w:p>
@@ -2322,6 +2358,42 @@
       </w:r>
       <w:r>
         <w:t xml:space="preserve">Милосердное решение учитывая обстоятельства.</w:t>
+      </w:r>
+    </w:p>
+    <w:p>
+      <w:pPr>
+        <w:pStyle w:val="BodyText"/>
+      </w:pPr>
+      <w:r>
+        <w:rPr>
+          <w:bCs/>
+          <w:b/>
+        </w:rPr>
+        <w:t xml:space="preserve">Председатель:</w:t>
+      </w:r>
+      <w:r>
+        <w:t xml:space="preserve"> </w:t>
+      </w:r>
+      <w:r>
+        <w:t xml:space="preserve">Повинную голову меч не сечёт — так в итоге рассудил совет. Он признался сам, без давления, и это перевесило.</w:t>
+      </w:r>
+    </w:p>
+    <w:p>
+      <w:pPr>
+        <w:pStyle w:val="BodyText"/>
+      </w:pPr>
+      <w:r>
+        <w:rPr>
+          <w:bCs/>
+          <w:b/>
+        </w:rPr>
+        <w:t xml:space="preserve">Кирилл:</w:t>
+      </w:r>
+      <w:r>
+        <w:t xml:space="preserve"> </w:t>
+      </w:r>
+      <w:r>
+        <w:t xml:space="preserve">Справедливо. И, думаю, правильно.</w:t>
       </w:r>
     </w:p>
     <w:p>

--- a/원고/3부/러시아어_컨설턴트_33아크.docx
+++ b/원고/3부/러시아어_컨설턴트_33아크.docx
@@ -3130,6 +3130,222 @@
       </w:r>
       <w:r>
         <w:t xml:space="preserve">(Уходя) Спокойной ночи обоим — и спасибо за урок сегодня всем нам.</w:t>
+      </w:r>
+    </w:p>
+    <w:p>
+      <w:r>
+        <w:br w:type="page"/>
+      </w:r>
+    </w:p>
+    <w:p>
+      <w:pPr>
+        <w:pStyle w:val="BodyText"/>
+      </w:pPr>
+      <w:r>
+        <w:rPr>
+          <w:b/>
+          <w:bCs/>
+          <w:sz w:val="32"/>
+          <w:szCs w:val="32"/>
+        </w:rPr>
+        <w:t xml:space="preserve">📚 인용 해설 노트 — 33아크</w:t>
+      </w:r>
+    </w:p>
+    <w:p>
+      <w:pPr>
+        <w:pStyle w:val="BodyText"/>
+      </w:pPr>
+      <w:r>
+        <w:rPr/>
+        <w:t xml:space="preserve">이 화에 나온 러시아 고전 인용과 속담의 뜻, 원작 맥락, 쓰인 장면, 실제 대화에서 쓰는 요령을 정리했습니다.</w:t>
+      </w:r>
+    </w:p>
+    <w:p>
+      <w:pPr>
+        <w:pStyle w:val="BodyText"/>
+      </w:pPr>
+      <w:r>
+        <w:rPr>
+          <w:b/>
+          <w:bCs/>
+          <w:sz w:val="24"/>
+          <w:szCs w:val="24"/>
+        </w:rPr>
+        <w:t xml:space="preserve">인용 1 · «Широк человек, слишком даже широк, я бы сузил»</w:t>
+      </w:r>
+    </w:p>
+    <w:p>
+      <w:pPr>
+        <w:pStyle w:val="BodyText"/>
+      </w:pPr>
+      <w:r>
+        <w:rPr>
+          <w:b/>
+          <w:bCs/>
+        </w:rPr>
+        <w:t xml:space="preserve">출전: </w:t>
+      </w:r>
+      <w:r>
+        <w:rPr/>
+        <w:t xml:space="preserve">표도르 도스토옙스키, 『카라마조프가의 형제들』 1부 3권, 드미트리(미챠)의 대사</w:t>
+      </w:r>
+    </w:p>
+    <w:p>
+      <w:pPr>
+        <w:pStyle w:val="BodyText"/>
+      </w:pPr>
+      <w:r>
+        <w:rPr>
+          <w:b/>
+          <w:bCs/>
+        </w:rPr>
+        <w:t xml:space="preserve">뜻: </w:t>
+      </w:r>
+      <w:r>
+        <w:rPr/>
+        <w:t xml:space="preserve">인간은 넓다, 너무 넓다. 나라면 좁혀 놓겠다.</w:t>
+      </w:r>
+    </w:p>
+    <w:p>
+      <w:pPr>
+        <w:pStyle w:val="BodyText"/>
+      </w:pPr>
+      <w:r>
+        <w:rPr>
+          <w:b/>
+          <w:bCs/>
+        </w:rPr>
+        <w:t xml:space="preserve">원작·유래: </w:t>
+      </w:r>
+      <w:r>
+        <w:rPr/>
+        <w:t xml:space="preserve">미챠가 동생 알료샤에게 '한 인간 안에 마돈나의 이상과 소돔의 이상이 함께 있다'며 인간 본성의 모순을 고백하는 대목입니다.</w:t>
+      </w:r>
+    </w:p>
+    <w:p>
+      <w:pPr>
+        <w:pStyle w:val="BodyText"/>
+      </w:pPr>
+      <w:r>
+        <w:rPr>
+          <w:b/>
+          <w:bCs/>
+        </w:rPr>
+        <w:t xml:space="preserve">이 화에서: </w:t>
+      </w:r>
+      <w:r>
+        <w:rPr/>
+        <w:t xml:space="preserve">12년간 성실했던 직원이 딸의 백혈병 치료비 때문에 3,200만 루블을 빼돌렸다는 사실을 알게 된 키릴이 진실과 연민 사이에서 고민하며 인용합니다.</w:t>
+      </w:r>
+    </w:p>
+    <w:p>
+      <w:pPr>
+        <w:pStyle w:val="BodyText"/>
+      </w:pPr>
+      <w:r>
+        <w:rPr>
+          <w:b/>
+          <w:bCs/>
+        </w:rPr>
+        <w:t xml:space="preserve">대화 활용 팁: </w:t>
+      </w:r>
+      <w:r>
+        <w:rPr/>
+        <w:t xml:space="preserve">한 사람 안의 선과 악, 모순을 이야기할 때 씁니다. 사람을 단순히 판단하지 말자는 깊이 있는 대화에 어울립니다. 가벼운 자리에는 무겁습니다.</w:t>
+      </w:r>
+    </w:p>
+    <w:p>
+      <w:pPr>
+        <w:pStyle w:val="BodyText"/>
+      </w:pPr>
+      <w:r>
+        <w:rPr>
+          <w:b/>
+          <w:bCs/>
+          <w:sz w:val="24"/>
+          <w:szCs w:val="24"/>
+        </w:rPr>
+        <w:t xml:space="preserve">인용 2 · «Повинную голову меч не сечёт»</w:t>
+      </w:r>
+    </w:p>
+    <w:p>
+      <w:pPr>
+        <w:pStyle w:val="BodyText"/>
+      </w:pPr>
+      <w:r>
+        <w:rPr>
+          <w:b/>
+          <w:bCs/>
+        </w:rPr>
+        <w:t xml:space="preserve">출전: </w:t>
+      </w:r>
+      <w:r>
+        <w:rPr/>
+        <w:t xml:space="preserve">러시아 속담</w:t>
+      </w:r>
+    </w:p>
+    <w:p>
+      <w:pPr>
+        <w:pStyle w:val="BodyText"/>
+      </w:pPr>
+      <w:r>
+        <w:rPr>
+          <w:b/>
+          <w:bCs/>
+        </w:rPr>
+        <w:t xml:space="preserve">뜻: </w:t>
+      </w:r>
+      <w:r>
+        <w:rPr/>
+        <w:t xml:space="preserve">죄를 뉘우친 머리는 칼이 베지 않는다.</w:t>
+      </w:r>
+    </w:p>
+    <w:p>
+      <w:pPr>
+        <w:pStyle w:val="BodyText"/>
+      </w:pPr>
+      <w:r>
+        <w:rPr>
+          <w:b/>
+          <w:bCs/>
+        </w:rPr>
+        <w:t xml:space="preserve">원작·유래: </w:t>
+      </w:r>
+      <w:r>
+        <w:rPr/>
+        <w:t xml:space="preserve">스스로 잘못을 인정하고 뉘우치는 사람에게는 관용을 베푼다는 뜻입니다. 중세 러시아의 처벌 관행에서 유래한 말입니다.</w:t>
+      </w:r>
+    </w:p>
+    <w:p>
+      <w:pPr>
+        <w:pStyle w:val="BodyText"/>
+      </w:pPr>
+      <w:r>
+        <w:rPr>
+          <w:b/>
+          <w:bCs/>
+        </w:rPr>
+        <w:t xml:space="preserve">이 화에서: </w:t>
+      </w:r>
+      <w:r>
+        <w:rPr/>
+        <w:t xml:space="preserve">이사회 의장이 직원을 형사 고발하지 않고 상환 계획으로 처리하기로 한 결정을 설명하며 '스스로 자백한 것이 결정적이었다'고 말합니다.</w:t>
+      </w:r>
+    </w:p>
+    <w:p>
+      <w:pPr>
+        <w:pStyle w:val="BodyText"/>
+      </w:pPr>
+      <w:r>
+        <w:rPr>
+          <w:b/>
+          <w:bCs/>
+        </w:rPr>
+        <w:t xml:space="preserve">대화 활용 팁: </w:t>
+      </w:r>
+      <w:r>
+        <w:rPr/>
+        <w:t xml:space="preserve">실수를 먼저 인정하라고 권하거나, 관용적인 결정을 설명할 때 씁니다. 사과하는 쪽이 쓰면 선처를 바라는 말이 되어 어색할 수 있습니다.</w:t>
       </w:r>
     </w:p>
     <w:sectPr/>
